--- a/Slot 2/Lab1_DE191085_LeVanHoangQuang.docx
+++ b/Slot 2/Lab1_DE191085_LeVanHoangQuang.docx
@@ -15270,11 +15270,22 @@
       </w:r>
     </w:p>
     <w:p>
-      <w:r>
+      <w:pPr>
         <w:rPr>
           <w:lang w:val="vi"/>
         </w:rPr>
+      </w:pPr>
+      <w:r>
+        <w:rPr>
+          <w:lang w:val="vi"/>
+        </w:rPr>
         <w:t>Bên cạnh kiến thức testing, em cũng học được cách viết prompt hiệu quả khi làm việc với AI. Một prompt có đầy đủ Role, Context, Task, Format và Examples sẽ giúp AI trả lời chính xác và có cấu trúc hơn. Trong quá trình làm bài, em đã thử tinh chỉnh prompt nhiều lần để cải thiện kết quả. Em nhận thấy AI là công cụ hỗ trợ học tập rất hữu ích nếu người dùng biết cách đặt câu hỏi đúng và kiểm chứng thông tin bằng tài liệu chính thống như ISTQB.</w:t>
+      </w:r>
+      <w:r>
+        <w:rPr>
+          <w:lang w:val="vi"/>
+        </w:rPr>
+        <w:t xml:space="preserve"> </w:t>
       </w:r>
     </w:p>
     <w:p>
@@ -19918,6 +19929,7 @@
   <w:style w:type="character" w:default="1" w:styleId="DefaultParagraphFont">
     <w:name w:val="Default Paragraph Font"/>
     <w:uiPriority w:val="1"/>
+    <w:semiHidden/>
     <w:unhideWhenUsed/>
   </w:style>
   <w:style w:type="table" w:default="1" w:styleId="TableNormal">
